--- a/U1/TI.1.1/TI.1.1. PAO202651_SOAP_DOTNET_SINBDD_NRC36884_GR09/05. DOCUMENTACION/02. MANUAL TECNICO/MANUAL_TECNICO_SOAP_DOTNET_SINBDD_NRC36884_GR09.docx
+++ b/U1/TI.1.1/TI.1.1. PAO202651_SOAP_DOTNET_SINBDD_NRC36884_GR09/05. DOCUMENTACION/02. MANUAL TECNICO/MANUAL_TECNICO_SOAP_DOTNET_SINBDD_NRC36884_GR09.docx
@@ -1203,7 +1203,7 @@
                 <w:b w:val="0"/>
                 <w:sz w:val="18"/>
               </w:rPr>
-              <w:t>MILIMETRO · CENTIMETRO · METRO · KILOMETRO · YARDA</w:t>
+              <w:t>MILIMETROS · CENTIMETROS · METROS · KILOMETROS · PIES · YARDAS · MILLAS</w:t>
             </w:r>
           </w:p>
         </w:tc>
@@ -1246,7 +1246,7 @@
                 <w:b w:val="0"/>
                 <w:sz w:val="18"/>
               </w:rPr>
-              <w:t>MILIGRAMO · GRAMO · KILOGRAMO · TONELADA · ONZA</w:t>
+              <w:t>MILIGRAMOS · GRAMOS · KILOGRAMOS · TONELADAS · ONZAS · LIBRAS · QUINTALES</w:t>
             </w:r>
           </w:p>
         </w:tc>
@@ -1291,7 +1291,7 @@
                 <w:b w:val="0"/>
                 <w:sz w:val="18"/>
               </w:rPr>
-              <w:t>CELSIUS · FAHRENHEIT · KELVIN · RANKINE</w:t>
+              <w:t>CELSIUS · FAHRENHEIT · KELVIN · RANKINE · NEWTON · REAUMUR</w:t>
             </w:r>
           </w:p>
         </w:tc>
@@ -1335,7 +1335,7 @@
         <w:spacing w:after="40"/>
       </w:pPr>
       <w:r>
-        <w:t>Masa usa el gramo como base: 1 mg = 0,001 g; 1 kg = 1000 g; 1 tonelada = 1 000 000 g; 1 onza = 28,3495 g.</w:t>
+        <w:t>Masa usa el gramo como base: 1 mg = 0,001 g; 1 kg = 1000 g; 1 tonelada = 1 000 000 g; 1 onza = 28,349523125 g; 1 libra = 453,59237 g; 1 quintal = 100 000 g.</w:t>
       </w:r>
     </w:p>
     <w:p>
@@ -1344,7 +1344,7 @@
         <w:spacing w:after="40"/>
       </w:pPr>
       <w:r>
-        <w:t>Temperatura usa las fórmulas estándar entre Celsius, Fahrenheit, Kelvin y Rankine.</w:t>
+        <w:t>Temperatura usa las fórmulas estándar entre Celsius, Fahrenheit, Kelvin, Rankine, Newton y Réaumur.</w:t>
       </w:r>
     </w:p>
     <w:p>
